--- a/data/docs/de-cuong-hoa12-gk1-dap-an.docx
+++ b/data/docs/de-cuong-hoa12-gk1-dap-an.docx
@@ -32327,7 +32327,7 @@
           <w:kern w:val="0"/>
           <w14:ligatures w14:val="none"/>
         </w:rPr>
-        <w:t>1235</w:t>
+        <w:t>125</w:t>
       </w:r>
     </w:p>
     <w:p>
